--- a/DX-SAMPLELIST.docx
+++ b/DX-SAMPLELIST.docx
@@ -5,7 +5,7 @@
     <w:tbl>
       <w:tblPr>
         <w:tblStyle w:val="TableGrid"/>
-        <w:tblW w:w="15027" w:type="dxa"/>
+        <w:tblW w:w="14974" w:type="dxa"/>
         <w:tblInd w:w="18" w:type="dxa"/>
         <w:tblLayout w:type="fixed"/>
         <w:tblLook w:val="04A0" w:firstRow="1" w:lastRow="0" w:firstColumn="1" w:lastColumn="0" w:noHBand="0" w:noVBand="1"/>
@@ -16,8 +16,7 @@
         <w:gridCol w:w="1134"/>
         <w:gridCol w:w="1842"/>
         <w:gridCol w:w="1985"/>
-        <w:gridCol w:w="2160"/>
-        <w:gridCol w:w="19"/>
+        <w:gridCol w:w="2126"/>
       </w:tblGrid>
       <w:tr>
         <w:trPr>
@@ -68,8 +67,7 @@
         </w:tc>
         <w:tc>
           <w:tcPr>
-            <w:tcW w:w="2179" w:type="dxa"/>
-            <w:gridSpan w:val="2"/>
+            <w:tcW w:w="2126" w:type="dxa"/>
             <w:vAlign w:val="center"/>
           </w:tcPr>
           <w:p>
@@ -91,8 +89,6 @@
       </w:tr>
       <w:tr>
         <w:trPr>
-          <w:gridAfter w:val="1"/>
-          <w:wAfter w:w="19" w:type="dxa"/>
           <w:trHeight w:val="356"/>
         </w:trPr>
         <w:tc>
@@ -283,7 +279,7 @@
         </w:tc>
         <w:tc>
           <w:tcPr>
-            <w:tcW w:w="2160" w:type="dxa"/>
+            <w:tcW w:w="2126" w:type="dxa"/>
             <w:tcBorders>
               <w:bottom w:val="single" w:sz="4" w:space="0" w:color="000000" w:themeColor="text1"/>
             </w:tcBorders>
@@ -324,8 +320,6 @@
       </w:tr>
       <w:tr>
         <w:trPr>
-          <w:gridAfter w:val="1"/>
-          <w:wAfter w:w="19" w:type="dxa"/>
           <w:trHeight w:val="720"/>
         </w:trPr>
         <w:tc>
@@ -455,7 +449,7 @@
         </w:tc>
         <w:tc>
           <w:tcPr>
-            <w:tcW w:w="2160" w:type="dxa"/>
+            <w:tcW w:w="2126" w:type="dxa"/>
             <w:tcBorders>
               <w:top w:val="single" w:sz="4" w:space="0" w:color="000000" w:themeColor="text1"/>
               <w:left w:val="single" w:sz="4" w:space="0" w:color="000000" w:themeColor="text1"/>
@@ -533,8 +527,6 @@
       </w:tr>
       <w:tr>
         <w:trPr>
-          <w:gridAfter w:val="1"/>
-          <w:wAfter w:w="19" w:type="dxa"/>
           <w:trHeight w:val="293"/>
         </w:trPr>
         <w:tc>
@@ -637,7 +629,7 @@
         </w:tc>
         <w:tc>
           <w:tcPr>
-            <w:tcW w:w="2160" w:type="dxa"/>
+            <w:tcW w:w="2126" w:type="dxa"/>
             <w:vMerge w:val="restart"/>
             <w:tcBorders>
               <w:top w:val="single" w:sz="4" w:space="0" w:color="000000" w:themeColor="text1"/>
@@ -678,8 +670,6 @@
       </w:tr>
       <w:tr>
         <w:trPr>
-          <w:gridAfter w:val="1"/>
-          <w:wAfter w:w="19" w:type="dxa"/>
           <w:trHeight w:val="254"/>
         </w:trPr>
         <w:tc>
@@ -828,7 +818,7 @@
         </w:tc>
         <w:tc>
           <w:tcPr>
-            <w:tcW w:w="2160" w:type="dxa"/>
+            <w:tcW w:w="2126" w:type="dxa"/>
             <w:vMerge/>
             <w:tcBorders>
               <w:top w:val="single" w:sz="4" w:space="0" w:color="000000" w:themeColor="text1"/>
@@ -849,8 +839,6 @@
       </w:tr>
       <w:tr>
         <w:trPr>
-          <w:gridAfter w:val="1"/>
-          <w:wAfter w:w="19" w:type="dxa"/>
           <w:trHeight w:val="308"/>
         </w:trPr>
         <w:tc>
@@ -977,7 +965,7 @@
         </w:tc>
         <w:tc>
           <w:tcPr>
-            <w:tcW w:w="2160" w:type="dxa"/>
+            <w:tcW w:w="2126" w:type="dxa"/>
             <w:vMerge w:val="restart"/>
             <w:tcBorders>
               <w:top w:val="single" w:sz="4" w:space="0" w:color="000000" w:themeColor="text1"/>
@@ -1035,8 +1023,6 @@
       </w:tr>
       <w:tr>
         <w:trPr>
-          <w:gridAfter w:val="1"/>
-          <w:wAfter w:w="19" w:type="dxa"/>
           <w:trHeight w:val="284"/>
         </w:trPr>
         <w:tc>
@@ -1157,7 +1143,7 @@
         </w:tc>
         <w:tc>
           <w:tcPr>
-            <w:tcW w:w="2160" w:type="dxa"/>
+            <w:tcW w:w="2126" w:type="dxa"/>
             <w:vMerge/>
           </w:tcPr>
           <w:p>
@@ -1172,8 +1158,6 @@
       </w:tr>
       <w:tr>
         <w:trPr>
-          <w:gridAfter w:val="1"/>
-          <w:wAfter w:w="19" w:type="dxa"/>
           <w:trHeight w:val="416"/>
         </w:trPr>
         <w:tc>
@@ -1286,7 +1270,7 @@
         </w:tc>
         <w:tc>
           <w:tcPr>
-            <w:tcW w:w="2160" w:type="dxa"/>
+            <w:tcW w:w="2126" w:type="dxa"/>
             <w:vMerge/>
           </w:tcPr>
           <w:p>
@@ -1301,8 +1285,6 @@
       </w:tr>
       <w:tr>
         <w:trPr>
-          <w:gridAfter w:val="1"/>
-          <w:wAfter w:w="19" w:type="dxa"/>
           <w:trHeight w:val="401"/>
         </w:trPr>
         <w:tc>
@@ -1455,7 +1437,7 @@
         </w:tc>
         <w:tc>
           <w:tcPr>
-            <w:tcW w:w="2160" w:type="dxa"/>
+            <w:tcW w:w="2126" w:type="dxa"/>
             <w:vMerge w:val="restart"/>
           </w:tcPr>
           <w:p>
@@ -1484,8 +1466,6 @@
       </w:tr>
       <w:tr>
         <w:trPr>
-          <w:gridAfter w:val="1"/>
-          <w:wAfter w:w="19" w:type="dxa"/>
           <w:trHeight w:val="375"/>
         </w:trPr>
         <w:tc>
@@ -1592,7 +1572,7 @@
         </w:tc>
         <w:tc>
           <w:tcPr>
-            <w:tcW w:w="2160" w:type="dxa"/>
+            <w:tcW w:w="2126" w:type="dxa"/>
             <w:vMerge/>
             <w:tcBorders>
               <w:bottom w:val="single" w:sz="4" w:space="0" w:color="auto"/>
@@ -1610,8 +1590,6 @@
       </w:tr>
       <w:tr>
         <w:trPr>
-          <w:gridAfter w:val="1"/>
-          <w:wAfter w:w="19" w:type="dxa"/>
           <w:trHeight w:val="476"/>
         </w:trPr>
         <w:tc>
@@ -1750,7 +1728,7 @@
         </w:tc>
         <w:tc>
           <w:tcPr>
-            <w:tcW w:w="2160" w:type="dxa"/>
+            <w:tcW w:w="2126" w:type="dxa"/>
             <w:vMerge w:val="restart"/>
             <w:tcBorders>
               <w:top w:val="single" w:sz="4" w:space="0" w:color="auto"/>
@@ -1774,8 +1752,6 @@
       </w:tr>
       <w:tr>
         <w:trPr>
-          <w:gridAfter w:val="1"/>
-          <w:wAfter w:w="19" w:type="dxa"/>
           <w:trHeight w:val="435"/>
         </w:trPr>
         <w:tc>
@@ -1907,7 +1883,7 @@
         </w:tc>
         <w:tc>
           <w:tcPr>
-            <w:tcW w:w="2160" w:type="dxa"/>
+            <w:tcW w:w="2126" w:type="dxa"/>
             <w:vMerge/>
             <w:tcBorders>
               <w:bottom w:val="double" w:sz="4" w:space="0" w:color="000000" w:themeColor="text1"/>
@@ -1925,8 +1901,6 @@
       </w:tr>
       <w:tr>
         <w:trPr>
-          <w:gridAfter w:val="1"/>
-          <w:wAfter w:w="19" w:type="dxa"/>
           <w:trHeight w:val="356"/>
         </w:trPr>
         <w:tc>
@@ -2136,7 +2110,7 @@
         </w:tc>
         <w:tc>
           <w:tcPr>
-            <w:tcW w:w="2160" w:type="dxa"/>
+            <w:tcW w:w="2126" w:type="dxa"/>
             <w:tcBorders>
               <w:top w:val="double" w:sz="4" w:space="0" w:color="000000" w:themeColor="text1"/>
             </w:tcBorders>
@@ -2177,8 +2151,6 @@
       </w:tr>
       <w:tr>
         <w:trPr>
-          <w:gridAfter w:val="1"/>
-          <w:wAfter w:w="19" w:type="dxa"/>
           <w:trHeight w:val="882"/>
         </w:trPr>
         <w:tc>
@@ -2307,7 +2279,7 @@
         </w:tc>
         <w:tc>
           <w:tcPr>
-            <w:tcW w:w="2160" w:type="dxa"/>
+            <w:tcW w:w="2126" w:type="dxa"/>
           </w:tcPr>
           <w:p>
             <w:pPr>
@@ -2379,8 +2351,6 @@
       </w:tr>
       <w:tr>
         <w:trPr>
-          <w:gridAfter w:val="1"/>
-          <w:wAfter w:w="19" w:type="dxa"/>
           <w:trHeight w:val="293"/>
         </w:trPr>
         <w:tc>
@@ -2467,7 +2437,7 @@
         </w:tc>
         <w:tc>
           <w:tcPr>
-            <w:tcW w:w="2160" w:type="dxa"/>
+            <w:tcW w:w="2126" w:type="dxa"/>
             <w:vMerge w:val="restart"/>
           </w:tcPr>
           <w:p>
@@ -2502,8 +2472,6 @@
       </w:tr>
       <w:tr>
         <w:trPr>
-          <w:gridAfter w:val="1"/>
-          <w:wAfter w:w="19" w:type="dxa"/>
           <w:trHeight w:val="259"/>
         </w:trPr>
         <w:tc>
@@ -2630,7 +2598,7 @@
         </w:tc>
         <w:tc>
           <w:tcPr>
-            <w:tcW w:w="2160" w:type="dxa"/>
+            <w:tcW w:w="2126" w:type="dxa"/>
             <w:vMerge/>
           </w:tcPr>
           <w:p>
@@ -2645,8 +2613,6 @@
       </w:tr>
       <w:tr>
         <w:trPr>
-          <w:gridAfter w:val="1"/>
-          <w:wAfter w:w="19" w:type="dxa"/>
           <w:trHeight w:val="403"/>
         </w:trPr>
         <w:tc>
@@ -2783,7 +2749,7 @@
         </w:tc>
         <w:tc>
           <w:tcPr>
-            <w:tcW w:w="2160" w:type="dxa"/>
+            <w:tcW w:w="2126" w:type="dxa"/>
             <w:vMerge w:val="restart"/>
           </w:tcPr>
           <w:p>
@@ -2854,8 +2820,6 @@
       </w:tr>
       <w:tr>
         <w:trPr>
-          <w:gridAfter w:val="1"/>
-          <w:wAfter w:w="19" w:type="dxa"/>
           <w:trHeight w:val="403"/>
         </w:trPr>
         <w:tc>
@@ -2976,7 +2940,7 @@
         </w:tc>
         <w:tc>
           <w:tcPr>
-            <w:tcW w:w="2160" w:type="dxa"/>
+            <w:tcW w:w="2126" w:type="dxa"/>
             <w:vMerge/>
           </w:tcPr>
           <w:p>
@@ -2991,8 +2955,6 @@
       </w:tr>
       <w:tr>
         <w:trPr>
-          <w:gridAfter w:val="1"/>
-          <w:wAfter w:w="19" w:type="dxa"/>
           <w:trHeight w:val="403"/>
         </w:trPr>
         <w:tc>
@@ -3105,7 +3067,7 @@
         </w:tc>
         <w:tc>
           <w:tcPr>
-            <w:tcW w:w="2160" w:type="dxa"/>
+            <w:tcW w:w="2126" w:type="dxa"/>
             <w:vMerge/>
           </w:tcPr>
           <w:p>
@@ -3120,8 +3082,6 @@
       </w:tr>
       <w:tr>
         <w:trPr>
-          <w:gridAfter w:val="1"/>
-          <w:wAfter w:w="19" w:type="dxa"/>
           <w:trHeight w:val="401"/>
         </w:trPr>
         <w:tc>
@@ -3274,7 +3234,7 @@
         </w:tc>
         <w:tc>
           <w:tcPr>
-            <w:tcW w:w="2160" w:type="dxa"/>
+            <w:tcW w:w="2126" w:type="dxa"/>
             <w:vMerge w:val="restart"/>
           </w:tcPr>
           <w:p>
@@ -3295,8 +3255,6 @@
       </w:tr>
       <w:tr>
         <w:trPr>
-          <w:gridAfter w:val="1"/>
-          <w:wAfter w:w="19" w:type="dxa"/>
           <w:trHeight w:val="356"/>
         </w:trPr>
         <w:tc>
@@ -3404,7 +3362,7 @@
         </w:tc>
         <w:tc>
           <w:tcPr>
-            <w:tcW w:w="2160" w:type="dxa"/>
+            <w:tcW w:w="2126" w:type="dxa"/>
             <w:vMerge/>
             <w:tcBorders>
               <w:bottom w:val="single" w:sz="4" w:space="0" w:color="auto"/>
@@ -3422,8 +3380,6 @@
       </w:tr>
       <w:tr>
         <w:trPr>
-          <w:gridAfter w:val="1"/>
-          <w:wAfter w:w="19" w:type="dxa"/>
           <w:trHeight w:val="350"/>
         </w:trPr>
         <w:tc>
@@ -3562,7 +3518,7 @@
         </w:tc>
         <w:tc>
           <w:tcPr>
-            <w:tcW w:w="2160" w:type="dxa"/>
+            <w:tcW w:w="2126" w:type="dxa"/>
             <w:vMerge w:val="restart"/>
             <w:tcBorders>
               <w:top w:val="single" w:sz="4" w:space="0" w:color="auto"/>
@@ -3586,8 +3542,6 @@
       </w:tr>
       <w:tr>
         <w:trPr>
-          <w:gridAfter w:val="1"/>
-          <w:wAfter w:w="19" w:type="dxa"/>
           <w:trHeight w:val="462"/>
         </w:trPr>
         <w:tc>
@@ -3712,7 +3666,7 @@
         </w:tc>
         <w:tc>
           <w:tcPr>
-            <w:tcW w:w="2160" w:type="dxa"/>
+            <w:tcW w:w="2126" w:type="dxa"/>
             <w:vMerge/>
           </w:tcPr>
           <w:p>
